--- a/Coding 2 - year/Unit 7 - Capstone Project/Daily Lesson Plans/Word/Day 21.docx
+++ b/Coding 2 - year/Unit 7 - Capstone Project/Daily Lesson Plans/Word/Day 21.docx
@@ -50,12 +50,15 @@
               </w:rPr>
               <w:t xml:space="preserve">Coding II — Full Year</w:t>
             </w:r>
-          </w:p>
-          <w:p>
-            <w:pPr>
-              <w:spacing w:before="40"/>
-              <w:jc w:val="center"/>
-            </w:pPr>
+            <w:r>
+              <w:rPr>
+                <w:rFonts w:ascii="Arial" w:cs="Arial" w:eastAsia="Arial" w:hAnsi="Arial"/>
+                <w:sz w:val="16"/>
+                <w:szCs w:val="16"/>
+              </w:rPr>
+              <w:br/>
+              <w:t xml:space="preserve"/>
+            </w:r>
             <w:r>
               <w:rPr>
                 <w:rFonts w:ascii="Arial" w:cs="Arial" w:eastAsia="Arial" w:hAnsi="Arial"/>
@@ -83,7 +86,7 @@
           <w:rFonts w:ascii="Arial" w:cs="Arial" w:eastAsia="Arial" w:hAnsi="Arial"/>
           <w:b/>
           <w:bCs/>
-          <w:color w:val="0D3B1F"/>
+          <w:color w:val="1B7A4A"/>
           <w:sz w:val="32"/>
           <w:szCs w:val="32"/>
         </w:rPr>
@@ -200,9 +203,9 @@
               <w:right w:val="single" w:color="CCCCCC" w:sz="1"/>
             </w:tcBorders>
             <w:tcMar>
-              <w:top w:type="dxa" w:w="60"/>
+              <w:top w:type="dxa" w:w="80"/>
               <w:left w:type="dxa" w:w="120"/>
-              <w:bottom w:type="dxa" w:w="60"/>
+              <w:bottom w:type="dxa" w:w="80"/>
               <w:right w:type="dxa" w:w="120"/>
             </w:tcMar>
           </w:tcPr>
@@ -229,20 +232,147 @@
               <w:right w:val="single" w:color="CCCCCC" w:sz="1"/>
             </w:tcBorders>
             <w:tcMar>
-              <w:top w:type="dxa" w:w="60"/>
+              <w:top w:type="dxa" w:w="80"/>
               <w:left w:type="dxa" w:w="120"/>
-              <w:bottom w:type="dxa" w:w="60"/>
+              <w:bottom w:type="dxa" w:w="80"/>
               <w:right w:type="dxa" w:w="120"/>
             </w:tcMar>
           </w:tcPr>
           <w:p>
-            <w:r>
-              <w:rPr>
-                <w:rFonts w:ascii="Arial" w:cs="Arial" w:eastAsia="Arial" w:hAnsi="Arial"/>
-                <w:sz w:val="20"/>
-                <w:szCs w:val="20"/>
+            <w:pPr>
+              <w:spacing w:after="80" w:before="80"/>
+            </w:pPr>
+            <w:r>
+              <w:rPr>
+                <w:rFonts w:ascii="Arial" w:cs="Arial" w:eastAsia="Arial" w:hAnsi="Arial"/>
+                <w:b/>
+                <w:bCs/>
+                <w:i w:val="false"/>
+                <w:iCs w:val="false"/>
+                <w:color w:val="000000"/>
+                <w:sz w:val="22"/>
+                <w:szCs w:val="22"/>
               </w:rPr>
               <w:t xml:space="preserve">Bell Ringer / Review</w:t>
+            </w:r>
+            <w:r>
+              <w:rPr>
+                <w:rFonts w:ascii="Arial" w:cs="Arial" w:eastAsia="Arial" w:hAnsi="Arial"/>
+                <w:sz w:val="20"/>
+                <w:szCs w:val="20"/>
+              </w:rPr>
+              <w:br/>
+              <w:t xml:space="preserve"/>
+            </w:r>
+            <w:r>
+              <w:rPr>
+                <w:rFonts w:ascii="Arial" w:cs="Arial" w:eastAsia="Arial" w:hAnsi="Arial"/>
+                <w:sz w:val="20"/>
+                <w:szCs w:val="20"/>
+              </w:rPr>
+              <w:br/>
+              <w:t xml:space="preserve"/>
+            </w:r>
+            <w:r>
+              <w:rPr>
+                <w:rFonts w:ascii="Arial" w:cs="Arial" w:eastAsia="Arial" w:hAnsi="Arial"/>
+                <w:b/>
+                <w:bCs/>
+                <w:i w:val="false"/>
+                <w:iCs w:val="false"/>
+                <w:color w:val="000000"/>
+                <w:sz w:val="20"/>
+                <w:szCs w:val="20"/>
+              </w:rPr>
+              <w:t xml:space="preserve">Quick Write </w:t>
+            </w:r>
+            <w:r>
+              <w:rPr>
+                <w:rFonts w:ascii="Arial" w:cs="Arial" w:eastAsia="Arial" w:hAnsi="Arial"/>
+                <w:b w:val="false"/>
+                <w:bCs w:val="false"/>
+                <w:i w:val="false"/>
+                <w:iCs w:val="false"/>
+                <w:color w:val="000000"/>
+                <w:sz w:val="20"/>
+                <w:szCs w:val="20"/>
+              </w:rPr>
+              <w:t xml:space="preserve">(3 min — written or verbal):</w:t>
+            </w:r>
+            <w:r>
+              <w:rPr>
+                <w:rFonts w:ascii="Arial" w:cs="Arial" w:eastAsia="Arial" w:hAnsi="Arial"/>
+                <w:sz w:val="20"/>
+                <w:szCs w:val="20"/>
+              </w:rPr>
+              <w:br/>
+              <w:t xml:space="preserve"/>
+            </w:r>
+            <w:r>
+              <w:rPr>
+                <w:rFonts w:ascii="Arial" w:cs="Arial" w:eastAsia="Arial" w:hAnsi="Arial"/>
+                <w:b w:val="false"/>
+                <w:bCs w:val="false"/>
+                <w:i w:val="false"/>
+                <w:iCs w:val="false"/>
+                <w:color w:val="000000"/>
+                <w:sz w:val="20"/>
+                <w:szCs w:val="20"/>
+              </w:rPr>
+              <w:t xml:space="preserve">    What do you remember from last class?</w:t>
+            </w:r>
+            <w:r>
+              <w:rPr>
+                <w:rFonts w:ascii="Arial" w:cs="Arial" w:eastAsia="Arial" w:hAnsi="Arial"/>
+                <w:sz w:val="20"/>
+                <w:szCs w:val="20"/>
+              </w:rPr>
+              <w:br/>
+              <w:t xml:space="preserve"/>
+            </w:r>
+            <w:r>
+              <w:rPr>
+                <w:rFonts w:ascii="Arial" w:cs="Arial" w:eastAsia="Arial" w:hAnsi="Arial"/>
+                <w:sz w:val="20"/>
+                <w:szCs w:val="20"/>
+              </w:rPr>
+              <w:br/>
+              <w:t xml:space="preserve"/>
+            </w:r>
+            <w:r>
+              <w:rPr>
+                <w:rFonts w:ascii="Arial" w:cs="Arial" w:eastAsia="Arial" w:hAnsi="Arial"/>
+                <w:b w:val="false"/>
+                <w:bCs w:val="false"/>
+                <w:i/>
+                <w:iCs/>
+                <w:color w:val="444444"/>
+                <w:sz w:val="20"/>
+                <w:szCs w:val="20"/>
+              </w:rPr>
+              <w:t xml:space="preserve">What do you think today's topic "Final Polish &amp; Submission Preparation" is about?</w:t>
+            </w:r>
+            <w:r>
+              <w:rPr>
+                <w:rFonts w:ascii="Arial" w:cs="Arial" w:eastAsia="Arial" w:hAnsi="Arial"/>
+                <w:sz w:val="20"/>
+                <w:szCs w:val="20"/>
+              </w:rPr>
+              <w:br/>
+              <w:t xml:space="preserve"/>
+            </w:r>
+            <w:r>
+              <w:rPr>
+                <w:rFonts w:ascii="Arial" w:cs="Arial" w:eastAsia="Arial" w:hAnsi="Arial"/>
+                <w:b w:val="false"/>
+                <w:bCs w:val="false"/>
+                <w:i/>
+                <w:iCs/>
+                <w:color w:val="555555"/>
+                <w:sz w:val="20"/>
+                <w:szCs w:val="20"/>
+              </w:rPr>
+              <w:t xml:space="preserve">→ Pair-share your response, then 2–3 students share with the class.</w:t>
             </w:r>
           </w:p>
         </w:tc>
@@ -258,9 +388,9 @@
               <w:right w:val="single" w:color="CCCCCC" w:sz="1"/>
             </w:tcBorders>
             <w:tcMar>
-              <w:top w:type="dxa" w:w="60"/>
+              <w:top w:type="dxa" w:w="80"/>
               <w:left w:type="dxa" w:w="120"/>
-              <w:bottom w:type="dxa" w:w="60"/>
+              <w:bottom w:type="dxa" w:w="80"/>
               <w:right w:type="dxa" w:w="120"/>
             </w:tcMar>
           </w:tcPr>
@@ -287,20 +417,120 @@
               <w:right w:val="single" w:color="CCCCCC" w:sz="1"/>
             </w:tcBorders>
             <w:tcMar>
-              <w:top w:type="dxa" w:w="60"/>
+              <w:top w:type="dxa" w:w="80"/>
               <w:left w:type="dxa" w:w="120"/>
-              <w:bottom w:type="dxa" w:w="60"/>
+              <w:bottom w:type="dxa" w:w="80"/>
               <w:right w:type="dxa" w:w="120"/>
             </w:tcMar>
           </w:tcPr>
           <w:p>
-            <w:r>
-              <w:rPr>
-                <w:rFonts w:ascii="Arial" w:cs="Arial" w:eastAsia="Arial" w:hAnsi="Arial"/>
-                <w:sz w:val="20"/>
-                <w:szCs w:val="20"/>
-              </w:rPr>
-              <w:t xml:space="preserve">Mini Lesson: Final Polish &amp; Submission Preparation</w:t>
+            <w:pPr>
+              <w:spacing w:after="80" w:before="80"/>
+            </w:pPr>
+            <w:r>
+              <w:rPr>
+                <w:rFonts w:ascii="Arial" w:cs="Arial" w:eastAsia="Arial" w:hAnsi="Arial"/>
+                <w:b/>
+                <w:bCs/>
+                <w:i w:val="false"/>
+                <w:iCs w:val="false"/>
+                <w:color w:val="000000"/>
+                <w:sz w:val="22"/>
+                <w:szCs w:val="22"/>
+              </w:rPr>
+              <w:t xml:space="preserve">Mini Lesson: </w:t>
+            </w:r>
+            <w:r>
+              <w:rPr>
+                <w:rFonts w:ascii="Arial" w:cs="Arial" w:eastAsia="Arial" w:hAnsi="Arial"/>
+                <w:b w:val="false"/>
+                <w:bCs w:val="false"/>
+                <w:i w:val="false"/>
+                <w:iCs w:val="false"/>
+                <w:color w:val="000000"/>
+                <w:sz w:val="22"/>
+                <w:szCs w:val="22"/>
+              </w:rPr>
+              <w:t xml:space="preserve">Final Polish &amp; Submission Preparation</w:t>
+            </w:r>
+            <w:r>
+              <w:rPr>
+                <w:rFonts w:ascii="Arial" w:cs="Arial" w:eastAsia="Arial" w:hAnsi="Arial"/>
+                <w:sz w:val="20"/>
+                <w:szCs w:val="20"/>
+              </w:rPr>
+              <w:br/>
+              <w:t xml:space="preserve"/>
+            </w:r>
+            <w:r>
+              <w:rPr>
+                <w:rFonts w:ascii="Arial" w:cs="Arial" w:eastAsia="Arial" w:hAnsi="Arial"/>
+                <w:sz w:val="20"/>
+                <w:szCs w:val="20"/>
+              </w:rPr>
+              <w:br/>
+              <w:t xml:space="preserve"/>
+            </w:r>
+            <w:r>
+              <w:rPr>
+                <w:rFonts w:ascii="Arial" w:cs="Arial" w:eastAsia="Arial" w:hAnsi="Arial"/>
+                <w:b/>
+                <w:bCs/>
+                <w:i/>
+                <w:iCs/>
+                <w:color w:val="555555"/>
+                <w:sz w:val="20"/>
+                <w:szCs w:val="20"/>
+              </w:rPr>
+              <w:t xml:space="preserve">→ Live Demo — </w:t>
+            </w:r>
+            <w:r>
+              <w:rPr>
+                <w:rFonts w:ascii="Arial" w:cs="Arial" w:eastAsia="Arial" w:hAnsi="Arial"/>
+                <w:b w:val="false"/>
+                <w:bCs w:val="false"/>
+                <w:i/>
+                <w:iCs/>
+                <w:color w:val="555555"/>
+                <w:sz w:val="20"/>
+                <w:szCs w:val="20"/>
+              </w:rPr>
+              <w:t xml:space="preserve">type examples as students follow along in their own editor.</w:t>
+            </w:r>
+            <w:r>
+              <w:rPr>
+                <w:rFonts w:ascii="Arial" w:cs="Arial" w:eastAsia="Arial" w:hAnsi="Arial"/>
+                <w:sz w:val="20"/>
+                <w:szCs w:val="20"/>
+              </w:rPr>
+              <w:br/>
+              <w:t xml:space="preserve"/>
+            </w:r>
+            <w:r>
+              <w:rPr>
+                <w:rFonts w:ascii="Arial" w:cs="Arial" w:eastAsia="Arial" w:hAnsi="Arial"/>
+                <w:b/>
+                <w:bCs/>
+                <w:i/>
+                <w:iCs/>
+                <w:color w:val="555555"/>
+                <w:sz w:val="20"/>
+                <w:szCs w:val="20"/>
+              </w:rPr>
+              <w:t xml:space="preserve">→ Check for Understanding: </w:t>
+            </w:r>
+            <w:r>
+              <w:rPr>
+                <w:rFonts w:ascii="Arial" w:cs="Arial" w:eastAsia="Arial" w:hAnsi="Arial"/>
+                <w:b w:val="false"/>
+                <w:bCs w:val="false"/>
+                <w:i/>
+                <w:iCs/>
+                <w:color w:val="555555"/>
+                <w:sz w:val="20"/>
+                <w:szCs w:val="20"/>
+              </w:rPr>
+              <w:t xml:space="preserve">pause and cold-call: “Can someone explain what we just did in their own words?”</w:t>
             </w:r>
           </w:p>
         </w:tc>
@@ -316,9 +546,9 @@
               <w:right w:val="single" w:color="CCCCCC" w:sz="1"/>
             </w:tcBorders>
             <w:tcMar>
-              <w:top w:type="dxa" w:w="60"/>
+              <w:top w:type="dxa" w:w="80"/>
               <w:left w:type="dxa" w:w="120"/>
-              <w:bottom w:type="dxa" w:w="60"/>
+              <w:bottom w:type="dxa" w:w="80"/>
               <w:right w:type="dxa" w:w="120"/>
             </w:tcMar>
           </w:tcPr>
@@ -331,7 +561,7 @@
                 <w:sz w:val="20"/>
                 <w:szCs w:val="20"/>
               </w:rPr>
-              <w:t xml:space="preserve">15-20 min</w:t>
+              <w:t xml:space="preserve">15–20 min</w:t>
             </w:r>
           </w:p>
         </w:tc>
@@ -345,20 +575,81 @@
               <w:right w:val="single" w:color="CCCCCC" w:sz="1"/>
             </w:tcBorders>
             <w:tcMar>
-              <w:top w:type="dxa" w:w="60"/>
+              <w:top w:type="dxa" w:w="80"/>
               <w:left w:type="dxa" w:w="120"/>
-              <w:bottom w:type="dxa" w:w="60"/>
+              <w:bottom w:type="dxa" w:w="80"/>
               <w:right w:type="dxa" w:w="120"/>
             </w:tcMar>
           </w:tcPr>
           <w:p>
-            <w:r>
-              <w:rPr>
-                <w:rFonts w:ascii="Arial" w:cs="Arial" w:eastAsia="Arial" w:hAnsi="Arial"/>
-                <w:sz w:val="20"/>
-                <w:szCs w:val="20"/>
+            <w:pPr>
+              <w:spacing w:after="80" w:before="80"/>
+            </w:pPr>
+            <w:r>
+              <w:rPr>
+                <w:rFonts w:ascii="Arial" w:cs="Arial" w:eastAsia="Arial" w:hAnsi="Arial"/>
+                <w:b/>
+                <w:bCs/>
+                <w:i w:val="false"/>
+                <w:iCs w:val="false"/>
+                <w:color w:val="000000"/>
+                <w:sz w:val="22"/>
+                <w:szCs w:val="22"/>
               </w:rPr>
               <w:t xml:space="preserve">Independent Practice / Code Along</w:t>
+            </w:r>
+            <w:r>
+              <w:rPr>
+                <w:rFonts w:ascii="Arial" w:cs="Arial" w:eastAsia="Arial" w:hAnsi="Arial"/>
+                <w:sz w:val="20"/>
+                <w:szCs w:val="20"/>
+              </w:rPr>
+              <w:br/>
+              <w:t xml:space="preserve"/>
+            </w:r>
+            <w:r>
+              <w:rPr>
+                <w:rFonts w:ascii="Arial" w:cs="Arial" w:eastAsia="Arial" w:hAnsi="Arial"/>
+                <w:b w:val="false"/>
+                <w:bCs w:val="false"/>
+                <w:i w:val="false"/>
+                <w:iCs w:val="false"/>
+                <w:color w:val="000000"/>
+                <w:sz w:val="20"/>
+                <w:szCs w:val="20"/>
+              </w:rPr>
+              <w:t xml:space="preserve">    Work through problems from the day's exercise set.</w:t>
+            </w:r>
+            <w:r>
+              <w:rPr>
+                <w:rFonts w:ascii="Arial" w:cs="Arial" w:eastAsia="Arial" w:hAnsi="Arial"/>
+                <w:sz w:val="20"/>
+                <w:szCs w:val="20"/>
+              </w:rPr>
+              <w:br/>
+              <w:t xml:space="preserve"/>
+            </w:r>
+            <w:r>
+              <w:rPr>
+                <w:rFonts w:ascii="Arial" w:cs="Arial" w:eastAsia="Arial" w:hAnsi="Arial"/>
+                <w:sz w:val="20"/>
+                <w:szCs w:val="20"/>
+              </w:rPr>
+              <w:br/>
+              <w:t xml:space="preserve"/>
+            </w:r>
+            <w:r>
+              <w:rPr>
+                <w:rFonts w:ascii="Arial" w:cs="Arial" w:eastAsia="Arial" w:hAnsi="Arial"/>
+                <w:b w:val="false"/>
+                <w:bCs w:val="false"/>
+                <w:i/>
+                <w:iCs/>
+                <w:color w:val="555555"/>
+                <w:sz w:val="20"/>
+                <w:szCs w:val="20"/>
+              </w:rPr>
+              <w:t xml:space="preserve">→ Teacher circulates — offer hints, check for understanding.</w:t>
             </w:r>
           </w:p>
         </w:tc>
@@ -374,9 +665,9 @@
               <w:right w:val="single" w:color="CCCCCC" w:sz="1"/>
             </w:tcBorders>
             <w:tcMar>
-              <w:top w:type="dxa" w:w="60"/>
+              <w:top w:type="dxa" w:w="80"/>
               <w:left w:type="dxa" w:w="120"/>
-              <w:bottom w:type="dxa" w:w="60"/>
+              <w:bottom w:type="dxa" w:w="80"/>
               <w:right w:type="dxa" w:w="120"/>
             </w:tcMar>
           </w:tcPr>
@@ -403,20 +694,90 @@
               <w:right w:val="single" w:color="CCCCCC" w:sz="1"/>
             </w:tcBorders>
             <w:tcMar>
-              <w:top w:type="dxa" w:w="60"/>
+              <w:top w:type="dxa" w:w="80"/>
               <w:left w:type="dxa" w:w="120"/>
-              <w:bottom w:type="dxa" w:w="60"/>
+              <w:bottom w:type="dxa" w:w="80"/>
               <w:right w:type="dxa" w:w="120"/>
             </w:tcMar>
           </w:tcPr>
           <w:p>
-            <w:r>
-              <w:rPr>
-                <w:rFonts w:ascii="Arial" w:cs="Arial" w:eastAsia="Arial" w:hAnsi="Arial"/>
-                <w:sz w:val="20"/>
-                <w:szCs w:val="20"/>
+            <w:pPr>
+              <w:spacing w:after="80" w:before="80"/>
+            </w:pPr>
+            <w:r>
+              <w:rPr>
+                <w:rFonts w:ascii="Arial" w:cs="Arial" w:eastAsia="Arial" w:hAnsi="Arial"/>
+                <w:b/>
+                <w:bCs/>
+                <w:i w:val="false"/>
+                <w:iCs w:val="false"/>
+                <w:color w:val="000000"/>
+                <w:sz w:val="22"/>
+                <w:szCs w:val="22"/>
               </w:rPr>
               <w:t xml:space="preserve">Exit Ticket / Wrap-Up</w:t>
+            </w:r>
+            <w:r>
+              <w:rPr>
+                <w:rFonts w:ascii="Arial" w:cs="Arial" w:eastAsia="Arial" w:hAnsi="Arial"/>
+                <w:sz w:val="20"/>
+                <w:szCs w:val="20"/>
+              </w:rPr>
+              <w:br/>
+              <w:t xml:space="preserve"/>
+            </w:r>
+            <w:r>
+              <w:rPr>
+                <w:rFonts w:ascii="Arial" w:cs="Arial" w:eastAsia="Arial" w:hAnsi="Arial"/>
+                <w:sz w:val="20"/>
+                <w:szCs w:val="20"/>
+              </w:rPr>
+              <w:br/>
+              <w:t xml:space="preserve"/>
+            </w:r>
+            <w:r>
+              <w:rPr>
+                <w:rFonts w:ascii="Arial" w:cs="Arial" w:eastAsia="Arial" w:hAnsi="Arial"/>
+                <w:b w:val="false"/>
+                <w:bCs w:val="false"/>
+                <w:i w:val="false"/>
+                <w:iCs w:val="false"/>
+                <w:color w:val="000000"/>
+                <w:sz w:val="20"/>
+                <w:szCs w:val="20"/>
+              </w:rPr>
+              <w:t xml:space="preserve">What is one key concept you learned today?</w:t>
+            </w:r>
+            <w:r>
+              <w:rPr>
+                <w:rFonts w:ascii="Arial" w:cs="Arial" w:eastAsia="Arial" w:hAnsi="Arial"/>
+                <w:sz w:val="20"/>
+                <w:szCs w:val="20"/>
+              </w:rPr>
+              <w:br/>
+              <w:t xml:space="preserve"/>
+            </w:r>
+            <w:r>
+              <w:rPr>
+                <w:rFonts w:ascii="Arial" w:cs="Arial" w:eastAsia="Arial" w:hAnsi="Arial"/>
+                <w:sz w:val="20"/>
+                <w:szCs w:val="20"/>
+              </w:rPr>
+              <w:br/>
+              <w:t xml:space="preserve"/>
+            </w:r>
+            <w:r>
+              <w:rPr>
+                <w:rFonts w:ascii="Arial" w:cs="Arial" w:eastAsia="Arial" w:hAnsi="Arial"/>
+                <w:b w:val="false"/>
+                <w:bCs w:val="false"/>
+                <w:i/>
+                <w:iCs/>
+                <w:color w:val="555555"/>
+                <w:sz w:val="20"/>
+                <w:szCs w:val="20"/>
+              </w:rPr>
+              <w:t xml:space="preserve">→ 3–2–1: Name 3 things learned, 2 new vocab words, 1 question you still have.</w:t>
             </w:r>
           </w:p>
         </w:tc>

--- a/Coding 2 - year/Unit 7 - Capstone Project/Daily Lesson Plans/Word/Day 21.docx
+++ b/Coding 2 - year/Unit 7 - Capstone Project/Daily Lesson Plans/Word/Day 21.docx
@@ -319,7 +319,7 @@
                 <w:sz w:val="20"/>
                 <w:szCs w:val="20"/>
               </w:rPr>
-              <w:t xml:space="preserve">    What do you remember from last class?</w:t>
+              <w:t xml:space="preserve">    What do you already know about Final Polish &amp; Submission Preparation? Write down at least one thing.</w:t>
             </w:r>
             <w:r>
               <w:rPr>
@@ -350,7 +350,7 @@
                 <w:sz w:val="20"/>
                 <w:szCs w:val="20"/>
               </w:rPr>
-              <w:t xml:space="preserve">What do you think today's topic "Final Polish &amp; Submission Preparation" is about?</w:t>
+              <w:t xml:space="preserve">Today’s Goal: Explore and practice Final Polish &amp; Submission Preparation.</w:t>
             </w:r>
             <w:r>
               <w:rPr>
@@ -746,7 +746,7 @@
                 <w:sz w:val="20"/>
                 <w:szCs w:val="20"/>
               </w:rPr>
-              <w:t xml:space="preserve">What is one key concept you learned today?</w:t>
+              <w:t xml:space="preserve">Name one new thing you learned about Final Polish &amp; Submission Preparation today and one question you still have.</w:t>
             </w:r>
             <w:r>
               <w:rPr>

--- a/Coding 2 - year/Unit 7 - Capstone Project/Daily Lesson Plans/Word/Day 21.docx
+++ b/Coding 2 - year/Unit 7 - Capstone Project/Daily Lesson Plans/Word/Day 21.docx
@@ -342,6 +342,72 @@
             <w:r>
               <w:rPr>
                 <w:rFonts w:ascii="Arial" w:cs="Arial" w:eastAsia="Arial" w:hAnsi="Arial"/>
+                <w:b/>
+                <w:bCs/>
+                <w:i w:val="false"/>
+                <w:iCs w:val="false"/>
+                <w:color w:val="000000"/>
+                <w:sz w:val="20"/>
+                <w:szCs w:val="20"/>
+              </w:rPr>
+              <w:t xml:space="preserve">Vocabulary Preview — </w:t>
+            </w:r>
+            <w:r>
+              <w:rPr>
+                <w:rFonts w:ascii="Arial" w:cs="Arial" w:eastAsia="Arial" w:hAnsi="Arial"/>
+                <w:b w:val="false"/>
+                <w:bCs w:val="false"/>
+                <w:i w:val="false"/>
+                <w:iCs w:val="false"/>
+                <w:color w:val="000000"/>
+                <w:sz w:val="20"/>
+                <w:szCs w:val="20"/>
+              </w:rPr>
+              <w:t xml:space="preserve">terms we'll use today:</w:t>
+            </w:r>
+            <w:r>
+              <w:rPr>
+                <w:rFonts w:ascii="Arial" w:cs="Arial" w:eastAsia="Arial" w:hAnsi="Arial"/>
+                <w:sz w:val="20"/>
+                <w:szCs w:val="20"/>
+              </w:rPr>
+              <w:br/>
+              <w:t xml:space="preserve"/>
+            </w:r>
+            <w:r>
+              <w:rPr>
+                <w:rFonts w:ascii="Arial" w:cs="Arial" w:eastAsia="Arial" w:hAnsi="Arial"/>
+                <w:b w:val="false"/>
+                <w:bCs w:val="false"/>
+                <w:i w:val="false"/>
+                <w:iCs w:val="false"/>
+                <w:color w:val="000000"/>
+                <w:sz w:val="20"/>
+                <w:szCs w:val="20"/>
+              </w:rPr>
+              <w:t xml:space="preserve">    • Minutes 0-5   •   Final Checklist Review   •   Minutes 5-50   •   Final Polish &amp; Preparation   •   Code final check   •   Sample data creation</w:t>
+            </w:r>
+            <w:r>
+              <w:rPr>
+                <w:rFonts w:ascii="Arial" w:cs="Arial" w:eastAsia="Arial" w:hAnsi="Arial"/>
+                <w:sz w:val="20"/>
+                <w:szCs w:val="20"/>
+              </w:rPr>
+              <w:br/>
+              <w:t xml:space="preserve"/>
+            </w:r>
+            <w:r>
+              <w:rPr>
+                <w:rFonts w:ascii="Arial" w:cs="Arial" w:eastAsia="Arial" w:hAnsi="Arial"/>
+                <w:sz w:val="20"/>
+                <w:szCs w:val="20"/>
+              </w:rPr>
+              <w:br/>
+              <w:t xml:space="preserve"/>
+            </w:r>
+            <w:r>
+              <w:rPr>
+                <w:rFonts w:ascii="Arial" w:cs="Arial" w:eastAsia="Arial" w:hAnsi="Arial"/>
                 <w:b w:val="false"/>
                 <w:bCs w:val="false"/>
                 <w:i/>
@@ -474,6 +540,310 @@
             <w:r>
               <w:rPr>
                 <w:rFonts w:ascii="Arial" w:cs="Arial" w:eastAsia="Arial" w:hAnsi="Arial"/>
+                <w:b w:val="false"/>
+                <w:bCs w:val="false"/>
+                <w:i w:val="false"/>
+                <w:iCs w:val="false"/>
+                <w:color w:val="000000"/>
+                <w:sz w:val="20"/>
+                <w:szCs w:val="20"/>
+              </w:rPr>
+              <w:t xml:space="preserve">You have working code and documentation. Today is about final polish—double-checking everything, creating sample data, and getting ready to present. By end of day, you should feel confident and excited about showing your work.</w:t>
+            </w:r>
+            <w:r>
+              <w:rPr>
+                <w:rFonts w:ascii="Arial" w:cs="Arial" w:eastAsia="Arial" w:hAnsi="Arial"/>
+                <w:sz w:val="20"/>
+                <w:szCs w:val="20"/>
+              </w:rPr>
+              <w:br/>
+              <w:t xml:space="preserve"/>
+            </w:r>
+            <w:r>
+              <w:rPr>
+                <w:rFonts w:ascii="Arial" w:cs="Arial" w:eastAsia="Arial" w:hAnsi="Arial"/>
+                <w:b w:val="false"/>
+                <w:bCs w:val="false"/>
+                <w:i w:val="false"/>
+                <w:iCs w:val="false"/>
+                <w:color w:val="000000"/>
+                <w:sz w:val="20"/>
+                <w:szCs w:val="20"/>
+              </w:rPr>
+              <w:t xml:space="preserve">Minutes 0-5: Final Checklist Review</w:t>
+            </w:r>
+            <w:r>
+              <w:rPr>
+                <w:rFonts w:ascii="Arial" w:cs="Arial" w:eastAsia="Arial" w:hAnsi="Arial"/>
+                <w:sz w:val="20"/>
+                <w:szCs w:val="20"/>
+              </w:rPr>
+              <w:br/>
+              <w:t xml:space="preserve"/>
+            </w:r>
+            <w:r>
+              <w:rPr>
+                <w:rFonts w:ascii="Arial" w:cs="Arial" w:eastAsia="Arial" w:hAnsi="Arial"/>
+                <w:sz w:val="20"/>
+                <w:szCs w:val="20"/>
+              </w:rPr>
+              <w:br/>
+              <w:t xml:space="preserve"/>
+            </w:r>
+            <w:r>
+              <w:rPr>
+                <w:rFonts w:ascii="Arial" w:cs="Arial" w:eastAsia="Arial" w:hAnsi="Arial"/>
+                <w:b/>
+                <w:bCs/>
+                <w:i w:val="false"/>
+                <w:iCs w:val="false"/>
+                <w:color w:val="000000"/>
+                <w:sz w:val="20"/>
+                <w:szCs w:val="20"/>
+              </w:rPr>
+              <w:t xml:space="preserve">Key Concepts:</w:t>
+            </w:r>
+            <w:r>
+              <w:rPr>
+                <w:rFonts w:ascii="Arial" w:cs="Arial" w:eastAsia="Arial" w:hAnsi="Arial"/>
+                <w:sz w:val="20"/>
+                <w:szCs w:val="20"/>
+              </w:rPr>
+              <w:br/>
+              <w:t xml:space="preserve"/>
+            </w:r>
+            <w:r>
+              <w:rPr>
+                <w:rFonts w:ascii="Arial" w:cs="Arial" w:eastAsia="Arial" w:hAnsi="Arial"/>
+                <w:b w:val="false"/>
+                <w:bCs w:val="false"/>
+                <w:i w:val="false"/>
+                <w:iCs w:val="false"/>
+                <w:color w:val="000000"/>
+                <w:sz w:val="20"/>
+                <w:szCs w:val="20"/>
+              </w:rPr>
+              <w:t xml:space="preserve">    • Teacher: what will graders / evaluators look for?</w:t>
+            </w:r>
+            <w:r>
+              <w:rPr>
+                <w:rFonts w:ascii="Arial" w:cs="Arial" w:eastAsia="Arial" w:hAnsi="Arial"/>
+                <w:sz w:val="20"/>
+                <w:szCs w:val="20"/>
+              </w:rPr>
+              <w:br/>
+              <w:t xml:space="preserve"/>
+            </w:r>
+            <w:r>
+              <w:rPr>
+                <w:rFonts w:ascii="Arial" w:cs="Arial" w:eastAsia="Arial" w:hAnsi="Arial"/>
+                <w:b w:val="false"/>
+                <w:bCs w:val="false"/>
+                <w:i w:val="false"/>
+                <w:iCs w:val="false"/>
+                <w:color w:val="000000"/>
+                <w:sz w:val="20"/>
+                <w:szCs w:val="20"/>
+              </w:rPr>
+              <w:t xml:space="preserve">    • Students: review submission requirements</w:t>
+            </w:r>
+            <w:r>
+              <w:rPr>
+                <w:rFonts w:ascii="Arial" w:cs="Arial" w:eastAsia="Arial" w:hAnsi="Arial"/>
+                <w:sz w:val="20"/>
+                <w:szCs w:val="20"/>
+              </w:rPr>
+              <w:br/>
+              <w:t xml:space="preserve"/>
+            </w:r>
+            <w:r>
+              <w:rPr>
+                <w:rFonts w:ascii="Arial" w:cs="Arial" w:eastAsia="Arial" w:hAnsi="Arial"/>
+                <w:b w:val="false"/>
+                <w:bCs w:val="false"/>
+                <w:i w:val="false"/>
+                <w:iCs w:val="false"/>
+                <w:color w:val="000000"/>
+                <w:sz w:val="20"/>
+                <w:szCs w:val="20"/>
+              </w:rPr>
+              <w:t xml:space="preserve">    • Q&amp;A about presentation format and expectations</w:t>
+            </w:r>
+            <w:r>
+              <w:rPr>
+                <w:rFonts w:ascii="Arial" w:cs="Arial" w:eastAsia="Arial" w:hAnsi="Arial"/>
+                <w:sz w:val="20"/>
+                <w:szCs w:val="20"/>
+              </w:rPr>
+              <w:br/>
+              <w:t xml:space="preserve"/>
+            </w:r>
+            <w:r>
+              <w:rPr>
+                <w:rFonts w:ascii="Arial" w:cs="Arial" w:eastAsia="Arial" w:hAnsi="Arial"/>
+                <w:b w:val="false"/>
+                <w:bCs w:val="false"/>
+                <w:i w:val="false"/>
+                <w:iCs w:val="false"/>
+                <w:color w:val="000000"/>
+                <w:sz w:val="20"/>
+                <w:szCs w:val="20"/>
+              </w:rPr>
+              <w:t xml:space="preserve">    • Code final check (5 min)</w:t>
+            </w:r>
+            <w:r>
+              <w:rPr>
+                <w:rFonts w:ascii="Arial" w:cs="Arial" w:eastAsia="Arial" w:hAnsi="Arial"/>
+                <w:sz w:val="20"/>
+                <w:szCs w:val="20"/>
+              </w:rPr>
+              <w:br/>
+              <w:t xml:space="preserve"/>
+            </w:r>
+            <w:r>
+              <w:rPr>
+                <w:rFonts w:ascii="Arial" w:cs="Arial" w:eastAsia="Arial" w:hAnsi="Arial"/>
+                <w:b w:val="false"/>
+                <w:bCs w:val="false"/>
+                <w:i w:val="false"/>
+                <w:iCs w:val="false"/>
+                <w:color w:val="000000"/>
+                <w:sz w:val="20"/>
+                <w:szCs w:val="20"/>
+              </w:rPr>
+              <w:t xml:space="preserve">    • Sample data creation (10 min)</w:t>
+            </w:r>
+            <w:r>
+              <w:rPr>
+                <w:rFonts w:ascii="Arial" w:cs="Arial" w:eastAsia="Arial" w:hAnsi="Arial"/>
+                <w:sz w:val="20"/>
+                <w:szCs w:val="20"/>
+              </w:rPr>
+              <w:br/>
+              <w:t xml:space="preserve"/>
+            </w:r>
+            <w:r>
+              <w:rPr>
+                <w:rFonts w:ascii="Arial" w:cs="Arial" w:eastAsia="Arial" w:hAnsi="Arial"/>
+                <w:b w:val="false"/>
+                <w:bCs w:val="false"/>
+                <w:i w:val="false"/>
+                <w:iCs w:val="false"/>
+                <w:color w:val="000000"/>
+                <w:sz w:val="20"/>
+                <w:szCs w:val="20"/>
+              </w:rPr>
+              <w:t xml:space="preserve">    • Presentation prep (15 min)</w:t>
+            </w:r>
+            <w:r>
+              <w:rPr>
+                <w:rFonts w:ascii="Arial" w:cs="Arial" w:eastAsia="Arial" w:hAnsi="Arial"/>
+                <w:sz w:val="20"/>
+                <w:szCs w:val="20"/>
+              </w:rPr>
+              <w:br/>
+              <w:t xml:space="preserve"/>
+            </w:r>
+            <w:r>
+              <w:rPr>
+                <w:rFonts w:ascii="Arial" w:cs="Arial" w:eastAsia="Arial" w:hAnsi="Arial"/>
+                <w:b w:val="false"/>
+                <w:bCs w:val="false"/>
+                <w:i w:val="false"/>
+                <w:iCs w:val="false"/>
+                <w:color w:val="000000"/>
+                <w:sz w:val="20"/>
+                <w:szCs w:val="20"/>
+              </w:rPr>
+              <w:t xml:space="preserve">    • Final code review (10 min)</w:t>
+            </w:r>
+            <w:r>
+              <w:rPr>
+                <w:rFonts w:ascii="Arial" w:cs="Arial" w:eastAsia="Arial" w:hAnsi="Arial"/>
+                <w:sz w:val="20"/>
+                <w:szCs w:val="20"/>
+              </w:rPr>
+              <w:br/>
+              <w:t xml:space="preserve"/>
+            </w:r>
+            <w:r>
+              <w:rPr>
+                <w:rFonts w:ascii="Arial" w:cs="Arial" w:eastAsia="Arial" w:hAnsi="Arial"/>
+                <w:b w:val="false"/>
+                <w:bCs w:val="false"/>
+                <w:i w:val="false"/>
+                <w:iCs w:val="false"/>
+                <w:color w:val="000000"/>
+                <w:sz w:val="20"/>
+                <w:szCs w:val="20"/>
+              </w:rPr>
+              <w:t xml:space="preserve">    • Submission verification (5 min)</w:t>
+            </w:r>
+            <w:r>
+              <w:rPr>
+                <w:rFonts w:ascii="Arial" w:cs="Arial" w:eastAsia="Arial" w:hAnsi="Arial"/>
+                <w:sz w:val="20"/>
+                <w:szCs w:val="20"/>
+              </w:rPr>
+              <w:br/>
+              <w:t xml:space="preserve"/>
+            </w:r>
+            <w:r>
+              <w:rPr>
+                <w:rFonts w:ascii="Arial" w:cs="Arial" w:eastAsia="Arial" w:hAnsi="Arial"/>
+                <w:sz w:val="20"/>
+                <w:szCs w:val="20"/>
+              </w:rPr>
+              <w:br/>
+              <w:t xml:space="preserve"/>
+            </w:r>
+            <w:r>
+              <w:rPr>
+                <w:rFonts w:ascii="Arial" w:cs="Arial" w:eastAsia="Arial" w:hAnsi="Arial"/>
+                <w:b/>
+                <w:bCs/>
+                <w:i w:val="false"/>
+                <w:iCs w:val="false"/>
+                <w:color w:val="000000"/>
+                <w:sz w:val="20"/>
+                <w:szCs w:val="20"/>
+              </w:rPr>
+              <w:t xml:space="preserve">Vocabulary: </w:t>
+            </w:r>
+            <w:r>
+              <w:rPr>
+                <w:rFonts w:ascii="Arial" w:cs="Arial" w:eastAsia="Arial" w:hAnsi="Arial"/>
+                <w:b w:val="false"/>
+                <w:bCs w:val="false"/>
+                <w:i w:val="false"/>
+                <w:iCs w:val="false"/>
+                <w:color w:val="000000"/>
+                <w:sz w:val="20"/>
+                <w:szCs w:val="20"/>
+              </w:rPr>
+              <w:t xml:space="preserve">Minutes 0-5, Final Checklist Review, Minutes 5-50, Final Polish &amp; Preparation, Code final check, Sample data creation</w:t>
+            </w:r>
+            <w:r>
+              <w:rPr>
+                <w:rFonts w:ascii="Arial" w:cs="Arial" w:eastAsia="Arial" w:hAnsi="Arial"/>
+                <w:sz w:val="20"/>
+                <w:szCs w:val="20"/>
+              </w:rPr>
+              <w:br/>
+              <w:t xml:space="preserve"/>
+            </w:r>
+            <w:r>
+              <w:rPr>
+                <w:rFonts w:ascii="Arial" w:cs="Arial" w:eastAsia="Arial" w:hAnsi="Arial"/>
+                <w:sz w:val="20"/>
+                <w:szCs w:val="20"/>
+              </w:rPr>
+              <w:br/>
+              <w:t xml:space="preserve"/>
+            </w:r>
+            <w:r>
+              <w:rPr>
+                <w:rFonts w:ascii="Arial" w:cs="Arial" w:eastAsia="Arial" w:hAnsi="Arial"/>
                 <w:b/>
                 <w:bCs/>
                 <w:i/>
@@ -561,7 +931,7 @@
                 <w:sz w:val="20"/>
                 <w:szCs w:val="20"/>
               </w:rPr>
-              <w:t xml:space="preserve">15–20 min</w:t>
+              <w:t xml:space="preserve">15 min</w:t>
             </w:r>
           </w:p>
         </w:tc>
@@ -596,7 +966,16 @@
                 <w:sz w:val="22"/>
                 <w:szCs w:val="22"/>
               </w:rPr>
-              <w:t xml:space="preserve">Independent Practice / Code Along</w:t>
+              <w:t xml:space="preserve">Guided Practice</w:t>
+            </w:r>
+            <w:r>
+              <w:rPr>
+                <w:rFonts w:ascii="Arial" w:cs="Arial" w:eastAsia="Arial" w:hAnsi="Arial"/>
+                <w:sz w:val="20"/>
+                <w:szCs w:val="20"/>
+              </w:rPr>
+              <w:br/>
+              <w:t xml:space="preserve"/>
             </w:r>
             <w:r>
               <w:rPr>
@@ -618,7 +997,13 @@
                 <w:sz w:val="20"/>
                 <w:szCs w:val="20"/>
               </w:rPr>
-              <w:t xml:space="preserve">    Work through problems from the day's exercise set.</w:t>
+              <w:t xml:space="preserve">- [ ] Final code review completed
+- [ ] Sample data created
+- [ ] Demo script written and practiced
+- [ ] All files organized and ready for submission
+- [ ] README and documentation finalized
+- [ ] Backup plan prepared (if demo fails)
+- [ ] Ready to present on Days 23-24</w:t>
             </w:r>
             <w:r>
               <w:rPr>
@@ -649,7 +1034,7 @@
                 <w:sz w:val="20"/>
                 <w:szCs w:val="20"/>
               </w:rPr>
-              <w:t xml:space="preserve">→ Teacher circulates — offer hints, check for understanding.</w:t>
+              <w:t xml:space="preserve">→ Teacher models — students try alongside, then compare results.</w:t>
             </w:r>
           </w:p>
         </w:tc>
@@ -680,7 +1065,7 @@
                 <w:sz w:val="20"/>
                 <w:szCs w:val="20"/>
               </w:rPr>
-              <w:t xml:space="preserve">5 min</w:t>
+              <w:t xml:space="preserve">15–20 min</w:t>
             </w:r>
           </w:p>
         </w:tc>
@@ -715,16 +1100,7 @@
                 <w:sz w:val="22"/>
                 <w:szCs w:val="22"/>
               </w:rPr>
-              <w:t xml:space="preserve">Exit Ticket / Wrap-Up</w:t>
-            </w:r>
-            <w:r>
-              <w:rPr>
-                <w:rFonts w:ascii="Arial" w:cs="Arial" w:eastAsia="Arial" w:hAnsi="Arial"/>
-                <w:sz w:val="20"/>
-                <w:szCs w:val="20"/>
-              </w:rPr>
-              <w:br/>
-              <w:t xml:space="preserve"/>
+              <w:t xml:space="preserve">Independent Practice / Code Along</w:t>
             </w:r>
             <w:r>
               <w:rPr>
@@ -746,7 +1122,29 @@
                 <w:sz w:val="20"/>
                 <w:szCs w:val="20"/>
               </w:rPr>
-              <w:t xml:space="preserve">Name one new thing you learned about Final Polish &amp; Submission Preparation today and one question you still have.</w:t>
+              <w:t xml:space="preserve">    Students apply today's concepts through the Final Polish &amp; Submission Preparation activities.</w:t>
+            </w:r>
+            <w:r>
+              <w:rPr>
+                <w:rFonts w:ascii="Arial" w:cs="Arial" w:eastAsia="Arial" w:hAnsi="Arial"/>
+                <w:sz w:val="20"/>
+                <w:szCs w:val="20"/>
+              </w:rPr>
+              <w:br/>
+              <w:t xml:space="preserve"/>
+            </w:r>
+            <w:r>
+              <w:rPr>
+                <w:rFonts w:ascii="Arial" w:cs="Arial" w:eastAsia="Arial" w:hAnsi="Arial"/>
+                <w:b w:val="false"/>
+                <w:bCs w:val="false"/>
+                <w:i w:val="false"/>
+                <w:iCs w:val="false"/>
+                <w:color w:val="000000"/>
+                <w:sz w:val="20"/>
+                <w:szCs w:val="20"/>
+              </w:rPr>
+              <w:t xml:space="preserve">    Work through the exercises, starting with guided examples.</w:t>
             </w:r>
             <w:r>
               <w:rPr>
@@ -777,6 +1175,134 @@
                 <w:sz w:val="20"/>
                 <w:szCs w:val="20"/>
               </w:rPr>
+              <w:t xml:space="preserve">→ Teacher circulates — offer hints, check for understanding.</w:t>
+            </w:r>
+          </w:p>
+        </w:tc>
+      </w:tr>
+      <w:tr>
+        <w:tc>
+          <w:tcPr>
+            <w:tcW w:type="dxa" w:w="1800"/>
+            <w:tcBorders>
+              <w:top w:val="single" w:color="CCCCCC" w:sz="1"/>
+              <w:left w:val="single" w:color="CCCCCC" w:sz="1"/>
+              <w:bottom w:val="single" w:color="CCCCCC" w:sz="1"/>
+              <w:right w:val="single" w:color="CCCCCC" w:sz="1"/>
+            </w:tcBorders>
+            <w:tcMar>
+              <w:top w:type="dxa" w:w="80"/>
+              <w:left w:type="dxa" w:w="120"/>
+              <w:bottom w:type="dxa" w:w="80"/>
+              <w:right w:type="dxa" w:w="120"/>
+            </w:tcMar>
+          </w:tcPr>
+          <w:p>
+            <w:r>
+              <w:rPr>
+                <w:rFonts w:ascii="Arial" w:cs="Arial" w:eastAsia="Arial" w:hAnsi="Arial"/>
+                <w:b/>
+                <w:bCs/>
+                <w:sz w:val="20"/>
+                <w:szCs w:val="20"/>
+              </w:rPr>
+              <w:t xml:space="preserve">5 min</w:t>
+            </w:r>
+          </w:p>
+        </w:tc>
+        <w:tc>
+          <w:tcPr>
+            <w:tcW w:type="dxa" w:w="7560"/>
+            <w:tcBorders>
+              <w:top w:val="single" w:color="CCCCCC" w:sz="1"/>
+              <w:left w:val="single" w:color="CCCCCC" w:sz="1"/>
+              <w:bottom w:val="single" w:color="CCCCCC" w:sz="1"/>
+              <w:right w:val="single" w:color="CCCCCC" w:sz="1"/>
+            </w:tcBorders>
+            <w:tcMar>
+              <w:top w:type="dxa" w:w="80"/>
+              <w:left w:type="dxa" w:w="120"/>
+              <w:bottom w:type="dxa" w:w="80"/>
+              <w:right w:type="dxa" w:w="120"/>
+            </w:tcMar>
+          </w:tcPr>
+          <w:p>
+            <w:pPr>
+              <w:spacing w:after="80" w:before="80"/>
+            </w:pPr>
+            <w:r>
+              <w:rPr>
+                <w:rFonts w:ascii="Arial" w:cs="Arial" w:eastAsia="Arial" w:hAnsi="Arial"/>
+                <w:b/>
+                <w:bCs/>
+                <w:i w:val="false"/>
+                <w:iCs w:val="false"/>
+                <w:color w:val="000000"/>
+                <w:sz w:val="22"/>
+                <w:szCs w:val="22"/>
+              </w:rPr>
+              <w:t xml:space="preserve">Exit Ticket / Wrap-Up</w:t>
+            </w:r>
+            <w:r>
+              <w:rPr>
+                <w:rFonts w:ascii="Arial" w:cs="Arial" w:eastAsia="Arial" w:hAnsi="Arial"/>
+                <w:sz w:val="20"/>
+                <w:szCs w:val="20"/>
+              </w:rPr>
+              <w:br/>
+              <w:t xml:space="preserve"/>
+            </w:r>
+            <w:r>
+              <w:rPr>
+                <w:rFonts w:ascii="Arial" w:cs="Arial" w:eastAsia="Arial" w:hAnsi="Arial"/>
+                <w:sz w:val="20"/>
+                <w:szCs w:val="20"/>
+              </w:rPr>
+              <w:br/>
+              <w:t xml:space="preserve"/>
+            </w:r>
+            <w:r>
+              <w:rPr>
+                <w:rFonts w:ascii="Arial" w:cs="Arial" w:eastAsia="Arial" w:hAnsi="Arial"/>
+                <w:b w:val="false"/>
+                <w:bCs w:val="false"/>
+                <w:i w:val="false"/>
+                <w:iCs w:val="false"/>
+                <w:color w:val="000000"/>
+                <w:sz w:val="20"/>
+                <w:szCs w:val="20"/>
+              </w:rPr>
+              <w:t xml:space="preserve">Name one new thing you learned about Final Polish &amp; Submission Preparation today and one question you still have.</w:t>
+            </w:r>
+            <w:r>
+              <w:rPr>
+                <w:rFonts w:ascii="Arial" w:cs="Arial" w:eastAsia="Arial" w:hAnsi="Arial"/>
+                <w:sz w:val="20"/>
+                <w:szCs w:val="20"/>
+              </w:rPr>
+              <w:br/>
+              <w:t xml:space="preserve"/>
+            </w:r>
+            <w:r>
+              <w:rPr>
+                <w:rFonts w:ascii="Arial" w:cs="Arial" w:eastAsia="Arial" w:hAnsi="Arial"/>
+                <w:sz w:val="20"/>
+                <w:szCs w:val="20"/>
+              </w:rPr>
+              <w:br/>
+              <w:t xml:space="preserve"/>
+            </w:r>
+            <w:r>
+              <w:rPr>
+                <w:rFonts w:ascii="Arial" w:cs="Arial" w:eastAsia="Arial" w:hAnsi="Arial"/>
+                <w:b w:val="false"/>
+                <w:bCs w:val="false"/>
+                <w:i/>
+                <w:iCs/>
+                <w:color w:val="555555"/>
+                <w:sz w:val="20"/>
+                <w:szCs w:val="20"/>
+              </w:rPr>
               <w:t xml:space="preserve">→ 3–2–1: Name 3 things learned, 2 new vocab words, 1 question you still have.</w:t>
             </w:r>
           </w:p>
@@ -786,6 +1312,907 @@
     <w:p>
       <w:pPr>
         <w:spacing w:after="200"/>
+      </w:pPr>
+    </w:p>
+    <w:p>
+      <w:pPr>
+        <w:pBdr>
+          <w:bottom w:val="single" w:color="1B7A4A" w:sz="4" w:space="4"/>
+        </w:pBdr>
+        <w:spacing w:after="100" w:before="120"/>
+      </w:pPr>
+      <w:r>
+        <w:rPr>
+          <w:rFonts w:ascii="Arial" w:cs="Arial" w:eastAsia="Arial" w:hAnsi="Arial"/>
+          <w:b/>
+          <w:bCs/>
+          <w:color w:val="1B7A4A"/>
+          <w:sz w:val="24"/>
+          <w:szCs w:val="24"/>
+        </w:rPr>
+        <w:t xml:space="preserve">Key Concepts</w:t>
+      </w:r>
+    </w:p>
+    <w:p>
+      <w:pPr>
+        <w:spacing w:after="60"/>
+      </w:pPr>
+      <w:r>
+        <w:rPr>
+          <w:rFonts w:ascii="Arial" w:cs="Arial" w:eastAsia="Arial" w:hAnsi="Arial"/>
+          <w:sz w:val="20"/>
+          <w:szCs w:val="20"/>
+        </w:rPr>
+        <w:t xml:space="preserve">You have working code and documentation. Today is about final polish—double-checking everything, creating sample data, and getting ready to present. By end of day, you should feel confident and excited about showing your work.</w:t>
+      </w:r>
+    </w:p>
+    <w:p>
+      <w:pPr>
+        <w:spacing w:after="60"/>
+      </w:pPr>
+      <w:r>
+        <w:rPr>
+          <w:rFonts w:ascii="Arial" w:cs="Arial" w:eastAsia="Arial" w:hAnsi="Arial"/>
+          <w:sz w:val="20"/>
+          <w:szCs w:val="20"/>
+        </w:rPr>
+        <w:t xml:space="preserve">Minutes 0-5: Final Checklist Review</w:t>
+      </w:r>
+    </w:p>
+    <w:p>
+      <w:pPr>
+        <w:spacing w:after="60"/>
+        <w:ind w:left="360"/>
+      </w:pPr>
+      <w:r>
+        <w:rPr>
+          <w:rFonts w:ascii="Arial" w:cs="Arial" w:eastAsia="Arial" w:hAnsi="Arial"/>
+          <w:sz w:val="20"/>
+          <w:szCs w:val="20"/>
+        </w:rPr>
+        <w:t xml:space="preserve">• </w:t>
+      </w:r>
+      <w:r>
+        <w:rPr>
+          <w:rFonts w:ascii="Arial" w:cs="Arial" w:eastAsia="Arial" w:hAnsi="Arial"/>
+          <w:sz w:val="20"/>
+          <w:szCs w:val="20"/>
+        </w:rPr>
+        <w:t xml:space="preserve">Teacher: what will graders / evaluators look for?</w:t>
+      </w:r>
+    </w:p>
+    <w:p>
+      <w:pPr>
+        <w:spacing w:after="60"/>
+        <w:ind w:left="360"/>
+      </w:pPr>
+      <w:r>
+        <w:rPr>
+          <w:rFonts w:ascii="Arial" w:cs="Arial" w:eastAsia="Arial" w:hAnsi="Arial"/>
+          <w:sz w:val="20"/>
+          <w:szCs w:val="20"/>
+        </w:rPr>
+        <w:t xml:space="preserve">• </w:t>
+      </w:r>
+      <w:r>
+        <w:rPr>
+          <w:rFonts w:ascii="Arial" w:cs="Arial" w:eastAsia="Arial" w:hAnsi="Arial"/>
+          <w:sz w:val="20"/>
+          <w:szCs w:val="20"/>
+        </w:rPr>
+        <w:t xml:space="preserve">Students: review submission requirements</w:t>
+      </w:r>
+    </w:p>
+    <w:p>
+      <w:pPr>
+        <w:spacing w:after="60"/>
+        <w:ind w:left="360"/>
+      </w:pPr>
+      <w:r>
+        <w:rPr>
+          <w:rFonts w:ascii="Arial" w:cs="Arial" w:eastAsia="Arial" w:hAnsi="Arial"/>
+          <w:sz w:val="20"/>
+          <w:szCs w:val="20"/>
+        </w:rPr>
+        <w:t xml:space="preserve">• </w:t>
+      </w:r>
+      <w:r>
+        <w:rPr>
+          <w:rFonts w:ascii="Arial" w:cs="Arial" w:eastAsia="Arial" w:hAnsi="Arial"/>
+          <w:sz w:val="20"/>
+          <w:szCs w:val="20"/>
+        </w:rPr>
+        <w:t xml:space="preserve">Q&amp;A about presentation format and expectations</w:t>
+      </w:r>
+    </w:p>
+    <w:p>
+      <w:pPr>
+        <w:spacing w:after="60"/>
+      </w:pPr>
+      <w:r>
+        <w:rPr>
+          <w:rFonts w:ascii="Arial" w:cs="Arial" w:eastAsia="Arial" w:hAnsi="Arial"/>
+          <w:sz w:val="20"/>
+          <w:szCs w:val="20"/>
+        </w:rPr>
+        <w:t xml:space="preserve">Minutes 5-50: Final Polish &amp; Preparation</w:t>
+      </w:r>
+    </w:p>
+    <w:p>
+      <w:pPr>
+        <w:spacing w:after="60"/>
+      </w:pPr>
+      <w:r>
+        <w:rPr>
+          <w:rFonts w:ascii="Arial" w:cs="Arial" w:eastAsia="Arial" w:hAnsi="Arial"/>
+          <w:sz w:val="20"/>
+          <w:szCs w:val="20"/>
+        </w:rPr>
+        <w:t xml:space="preserve">1. Code final check (5 min)</w:t>
+      </w:r>
+    </w:p>
+    <w:p>
+      <w:pPr>
+        <w:spacing w:after="60"/>
+      </w:pPr>
+      <w:r>
+        <w:rPr>
+          <w:rFonts w:ascii="Arial" w:cs="Arial" w:eastAsia="Arial" w:hAnsi="Arial"/>
+          <w:sz w:val="20"/>
+          <w:szCs w:val="20"/>
+        </w:rPr>
+        <w:t xml:space="preserve">- Run app one more time</w:t>
+      </w:r>
+    </w:p>
+    <w:p>
+      <w:pPr>
+        <w:spacing w:after="60"/>
+      </w:pPr>
+      <w:r>
+        <w:rPr>
+          <w:rFonts w:ascii="Arial" w:cs="Arial" w:eastAsia="Arial" w:hAnsi="Arial"/>
+          <w:sz w:val="20"/>
+          <w:szCs w:val="20"/>
+        </w:rPr>
+        <w:t xml:space="preserve">- Verify no errors, crashes, or strange behavior</w:t>
+      </w:r>
+    </w:p>
+    <w:p>
+      <w:pPr>
+        <w:spacing w:after="60"/>
+      </w:pPr>
+      <w:r>
+        <w:rPr>
+          <w:rFonts w:ascii="Arial" w:cs="Arial" w:eastAsia="Arial" w:hAnsi="Arial"/>
+          <w:sz w:val="20"/>
+          <w:szCs w:val="20"/>
+        </w:rPr>
+        <w:t xml:space="preserve">- Check: all features work as intended</w:t>
+      </w:r>
+    </w:p>
+    <w:p>
+      <w:pPr>
+        <w:spacing w:after="60"/>
+      </w:pPr>
+      <w:r>
+        <w:rPr>
+          <w:rFonts w:ascii="Arial" w:cs="Arial" w:eastAsia="Arial" w:hAnsi="Arial"/>
+          <w:sz w:val="20"/>
+          <w:szCs w:val="20"/>
+        </w:rPr>
+        <w:t xml:space="preserve">2. Sample data creation (10 min)</w:t>
+      </w:r>
+    </w:p>
+    <w:p>
+      <w:pPr>
+        <w:spacing w:after="60"/>
+      </w:pPr>
+      <w:r>
+        <w:rPr>
+          <w:rFonts w:ascii="Arial" w:cs="Arial" w:eastAsia="Arial" w:hAnsi="Arial"/>
+          <w:sz w:val="20"/>
+          <w:szCs w:val="20"/>
+        </w:rPr>
+        <w:t xml:space="preserve">- Create example data files students/evaluators can use</w:t>
+      </w:r>
+    </w:p>
+    <w:p>
+      <w:pPr>
+        <w:spacing w:after="60"/>
+      </w:pPr>
+      <w:r>
+        <w:rPr>
+          <w:rFonts w:ascii="Arial" w:cs="Arial" w:eastAsia="Arial" w:hAnsi="Arial"/>
+          <w:sz w:val="20"/>
+          <w:szCs w:val="20"/>
+        </w:rPr>
+        <w:t xml:space="preserve">- Example: data/sample_students.json with 5–10 records</w:t>
+      </w:r>
+    </w:p>
+    <w:p>
+      <w:pPr>
+        <w:spacing w:after="60"/>
+      </w:pPr>
+      <w:r>
+        <w:rPr>
+          <w:rFonts w:ascii="Arial" w:cs="Arial" w:eastAsia="Arial" w:hAnsi="Arial"/>
+          <w:sz w:val="20"/>
+          <w:szCs w:val="20"/>
+        </w:rPr>
+        <w:t xml:space="preserve">- Makes it easy to demo your app</w:t>
+      </w:r>
+    </w:p>
+    <w:p>
+      <w:pPr>
+        <w:spacing w:after="60"/>
+      </w:pPr>
+      <w:r>
+        <w:rPr>
+          <w:rFonts w:ascii="Arial" w:cs="Arial" w:eastAsia="Arial" w:hAnsi="Arial"/>
+          <w:sz w:val="20"/>
+          <w:szCs w:val="20"/>
+        </w:rPr>
+        <w:t xml:space="preserve">3. Presentation prep (15 min)</w:t>
+      </w:r>
+    </w:p>
+    <w:p>
+      <w:pPr>
+        <w:spacing w:after="60"/>
+      </w:pPr>
+      <w:r>
+        <w:rPr>
+          <w:rFonts w:ascii="Arial" w:cs="Arial" w:eastAsia="Arial" w:hAnsi="Arial"/>
+          <w:sz w:val="20"/>
+          <w:szCs w:val="20"/>
+        </w:rPr>
+        <w:t xml:space="preserve">- Create a demo script or outline (see below)</w:t>
+      </w:r>
+    </w:p>
+    <w:p>
+      <w:pPr>
+        <w:spacing w:after="60"/>
+      </w:pPr>
+      <w:r>
+        <w:rPr>
+          <w:rFonts w:ascii="Arial" w:cs="Arial" w:eastAsia="Arial" w:hAnsi="Arial"/>
+          <w:sz w:val="20"/>
+          <w:szCs w:val="20"/>
+        </w:rPr>
+        <w:t xml:space="preserve">- Plan what you'll show: features, design, process</w:t>
+      </w:r>
+    </w:p>
+    <w:p>
+      <w:pPr>
+        <w:spacing w:after="60"/>
+      </w:pPr>
+      <w:r>
+        <w:rPr>
+          <w:rFonts w:ascii="Arial" w:cs="Arial" w:eastAsia="Arial" w:hAnsi="Arial"/>
+          <w:sz w:val="20"/>
+          <w:szCs w:val="20"/>
+        </w:rPr>
+        <w:t xml:space="preserve">- Prepare backup plan if something crashes</w:t>
+      </w:r>
+    </w:p>
+    <w:p>
+      <w:pPr>
+        <w:spacing w:after="60"/>
+      </w:pPr>
+      <w:r>
+        <w:rPr>
+          <w:rFonts w:ascii="Arial" w:cs="Arial" w:eastAsia="Arial" w:hAnsi="Arial"/>
+          <w:sz w:val="20"/>
+          <w:szCs w:val="20"/>
+        </w:rPr>
+        <w:t xml:space="preserve">4. Final code review (10 min)</w:t>
+      </w:r>
+    </w:p>
+    <w:p>
+      <w:pPr>
+        <w:spacing w:after="60"/>
+      </w:pPr>
+      <w:r>
+        <w:rPr>
+          <w:rFonts w:ascii="Arial" w:cs="Arial" w:eastAsia="Arial" w:hAnsi="Arial"/>
+          <w:sz w:val="20"/>
+          <w:szCs w:val="20"/>
+        </w:rPr>
+        <w:t xml:space="preserve">- Scan code one more time for typos, dead code</w:t>
+      </w:r>
+    </w:p>
+    <w:p>
+      <w:pPr>
+        <w:spacing w:after="60"/>
+      </w:pPr>
+      <w:r>
+        <w:rPr>
+          <w:rFonts w:ascii="Arial" w:cs="Arial" w:eastAsia="Arial" w:hAnsi="Arial"/>
+          <w:sz w:val="20"/>
+          <w:szCs w:val="20"/>
+        </w:rPr>
+        <w:t xml:space="preserve">- Verify all files are included in submission</w:t>
+      </w:r>
+    </w:p>
+    <w:p>
+      <w:pPr>
+        <w:spacing w:after="60"/>
+      </w:pPr>
+      <w:r>
+        <w:rPr>
+          <w:rFonts w:ascii="Arial" w:cs="Arial" w:eastAsia="Arial" w:hAnsi="Arial"/>
+          <w:sz w:val="20"/>
+          <w:szCs w:val="20"/>
+        </w:rPr>
+        <w:t xml:space="preserve">- Check: no hardcoded passwords, API keys, or personal info</w:t>
+      </w:r>
+    </w:p>
+    <w:p>
+      <w:pPr>
+        <w:spacing w:after="60"/>
+      </w:pPr>
+      <w:r>
+        <w:rPr>
+          <w:rFonts w:ascii="Arial" w:cs="Arial" w:eastAsia="Arial" w:hAnsi="Arial"/>
+          <w:sz w:val="20"/>
+          <w:szCs w:val="20"/>
+        </w:rPr>
+        <w:t xml:space="preserve">5. Submission verification (5 min)</w:t>
+      </w:r>
+    </w:p>
+    <w:p>
+      <w:pPr>
+        <w:spacing w:after="60"/>
+      </w:pPr>
+      <w:r>
+        <w:rPr>
+          <w:rFonts w:ascii="Arial" w:cs="Arial" w:eastAsia="Arial" w:hAnsi="Arial"/>
+          <w:sz w:val="20"/>
+          <w:szCs w:val="20"/>
+        </w:rPr>
+        <w:t xml:space="preserve">- File list created (all code, README, data samples)</w:t>
+      </w:r>
+    </w:p>
+    <w:p>
+      <w:pPr>
+        <w:spacing w:after="60"/>
+      </w:pPr>
+      <w:r>
+        <w:rPr>
+          <w:rFonts w:ascii="Arial" w:cs="Arial" w:eastAsia="Arial" w:hAnsi="Arial"/>
+          <w:sz w:val="20"/>
+          <w:szCs w:val="20"/>
+        </w:rPr>
+        <w:t xml:space="preserve">- Everything saved and committed</w:t>
+      </w:r>
+    </w:p>
+    <w:p>
+      <w:pPr>
+        <w:spacing w:after="60"/>
+      </w:pPr>
+      <w:r>
+        <w:rPr>
+          <w:rFonts w:ascii="Arial" w:cs="Arial" w:eastAsia="Arial" w:hAnsi="Arial"/>
+          <w:sz w:val="20"/>
+          <w:szCs w:val="20"/>
+        </w:rPr>
+        <w:t xml:space="preserve">- Final commit message clear</w:t>
+      </w:r>
+    </w:p>
+    <w:p>
+      <w:pPr>
+        <w:spacing w:after="60"/>
+      </w:pPr>
+      <w:r>
+        <w:rPr>
+          <w:rFonts w:ascii="Arial" w:cs="Arial" w:eastAsia="Arial" w:hAnsi="Arial"/>
+          <w:sz w:val="20"/>
+          <w:szCs w:val="20"/>
+        </w:rPr>
+        <w:t xml:space="preserve">Minutes 50-55: Celebration &amp; Readiness</w:t>
+      </w:r>
+    </w:p>
+    <w:p>
+      <w:pPr>
+        <w:spacing w:after="60"/>
+        <w:ind w:left="360"/>
+      </w:pPr>
+      <w:r>
+        <w:rPr>
+          <w:rFonts w:ascii="Arial" w:cs="Arial" w:eastAsia="Arial" w:hAnsi="Arial"/>
+          <w:sz w:val="20"/>
+          <w:szCs w:val="20"/>
+        </w:rPr>
+        <w:t xml:space="preserve">• </w:t>
+      </w:r>
+      <w:r>
+        <w:rPr>
+          <w:rFonts w:ascii="Arial" w:cs="Arial" w:eastAsia="Arial" w:hAnsi="Arial"/>
+          <w:sz w:val="20"/>
+          <w:szCs w:val="20"/>
+        </w:rPr>
+        <w:t xml:space="preserve">You've built something real!</w:t>
+      </w:r>
+    </w:p>
+    <w:p>
+      <w:pPr>
+        <w:spacing w:after="60"/>
+        <w:ind w:left="360"/>
+      </w:pPr>
+      <w:r>
+        <w:rPr>
+          <w:rFonts w:ascii="Arial" w:cs="Arial" w:eastAsia="Arial" w:hAnsi="Arial"/>
+          <w:sz w:val="20"/>
+          <w:szCs w:val="20"/>
+        </w:rPr>
+        <w:t xml:space="preserve">• </w:t>
+      </w:r>
+      <w:r>
+        <w:rPr>
+          <w:rFonts w:ascii="Arial" w:cs="Arial" w:eastAsia="Arial" w:hAnsi="Arial"/>
+          <w:sz w:val="20"/>
+          <w:szCs w:val="20"/>
+        </w:rPr>
+        <w:t xml:space="preserve">Rest of sprint: deliver presentations</w:t>
+      </w:r>
+    </w:p>
+    <w:p>
+      <w:pPr>
+        <w:spacing w:after="60"/>
+      </w:pPr>
+      <w:r>
+        <w:rPr>
+          <w:rFonts w:ascii="Arial" w:cs="Arial" w:eastAsia="Arial" w:hAnsi="Arial"/>
+          <w:sz w:val="20"/>
+          <w:szCs w:val="20"/>
+        </w:rPr>
+        <w:t xml:space="preserve">Create realistic example data for your project:</w:t>
+      </w:r>
+    </w:p>
+    <w:p>
+      <w:pPr>
+        <w:spacing w:after="60"/>
+      </w:pPr>
+      <w:r>
+        <w:rPr>
+          <w:rFonts w:ascii="Arial" w:cs="Arial" w:eastAsia="Arial" w:hAnsi="Arial"/>
+          <w:sz w:val="20"/>
+          <w:szCs w:val="20"/>
+        </w:rPr>
+        <w:t xml:space="preserve">For Student System: data/sample_students.json</w:t>
+      </w:r>
+    </w:p>
+    <w:p>
+      <w:pPr>
+        <w:spacing w:after="60"/>
+      </w:pPr>
+      <w:r>
+        <w:rPr>
+          <w:rFonts w:ascii="Arial" w:cs="Arial" w:eastAsia="Arial" w:hAnsi="Arial"/>
+          <w:sz w:val="20"/>
+          <w:szCs w:val="20"/>
+        </w:rPr>
+        <w:t xml:space="preserve">For Data Analyzer: data/sample_weather.csv</w:t>
+      </w:r>
+    </w:p>
+    <w:p>
+      <w:pPr>
+        <w:spacing w:after="60"/>
+      </w:pPr>
+      <w:r>
+        <w:rPr>
+          <w:rFonts w:ascii="Arial" w:cs="Arial" w:eastAsia="Arial" w:hAnsi="Arial"/>
+          <w:sz w:val="20"/>
+          <w:szCs w:val="20"/>
+        </w:rPr>
+        <w:t xml:space="preserve">For API App: Add a SETUP.md with API key instructions and cached sample responses</w:t>
+      </w:r>
+    </w:p>
+    <w:p>
+      <w:pPr>
+        <w:spacing w:after="60"/>
+      </w:pPr>
+      <w:r>
+        <w:rPr>
+          <w:rFonts w:ascii="Arial" w:cs="Arial" w:eastAsia="Arial" w:hAnsi="Arial"/>
+          <w:sz w:val="20"/>
+          <w:szCs w:val="20"/>
+        </w:rPr>
+        <w:t xml:space="preserve">Write down what you'll demo and in what order:</w:t>
+      </w:r>
+    </w:p>
+    <w:p>
+      <w:pPr>
+        <w:spacing w:after="60"/>
+        <w:ind w:left="360"/>
+      </w:pPr>
+      <w:r>
+        <w:rPr>
+          <w:rFonts w:ascii="Arial" w:cs="Arial" w:eastAsia="Arial" w:hAnsi="Arial"/>
+          <w:sz w:val="20"/>
+          <w:szCs w:val="20"/>
+        </w:rPr>
+        <w:t xml:space="preserve">• </w:t>
+      </w:r>
+      <w:r>
+        <w:rPr>
+          <w:rFonts w:ascii="Arial" w:cs="Arial" w:eastAsia="Arial" w:hAnsi="Arial"/>
+          <w:sz w:val="20"/>
+          <w:szCs w:val="20"/>
+        </w:rPr>
+        <w:t xml:space="preserve">[ ] App runs without errors from fresh start</w:t>
+      </w:r>
+    </w:p>
+    <w:p>
+      <w:pPr>
+        <w:spacing w:after="60"/>
+        <w:ind w:left="360"/>
+      </w:pPr>
+      <w:r>
+        <w:rPr>
+          <w:rFonts w:ascii="Arial" w:cs="Arial" w:eastAsia="Arial" w:hAnsi="Arial"/>
+          <w:sz w:val="20"/>
+          <w:szCs w:val="20"/>
+        </w:rPr>
+        <w:t xml:space="preserve">• </w:t>
+      </w:r>
+      <w:r>
+        <w:rPr>
+          <w:rFonts w:ascii="Arial" w:cs="Arial" w:eastAsia="Arial" w:hAnsi="Arial"/>
+          <w:sz w:val="20"/>
+          <w:szCs w:val="20"/>
+        </w:rPr>
+        <w:t xml:space="preserve">[ ] All features work as expected</w:t>
+      </w:r>
+    </w:p>
+    <w:p>
+      <w:pPr>
+        <w:spacing w:after="60"/>
+        <w:ind w:left="360"/>
+      </w:pPr>
+      <w:r>
+        <w:rPr>
+          <w:rFonts w:ascii="Arial" w:cs="Arial" w:eastAsia="Arial" w:hAnsi="Arial"/>
+          <w:sz w:val="20"/>
+          <w:szCs w:val="20"/>
+        </w:rPr>
+        <w:t xml:space="preserve">• </w:t>
+      </w:r>
+      <w:r>
+        <w:rPr>
+          <w:rFonts w:ascii="Arial" w:cs="Arial" w:eastAsia="Arial" w:hAnsi="Arial"/>
+          <w:sz w:val="20"/>
+          <w:szCs w:val="20"/>
+        </w:rPr>
+        <w:t xml:space="preserve">[ ] Sample data files created</w:t>
+      </w:r>
+    </w:p>
+    <w:p>
+      <w:pPr>
+        <w:spacing w:after="60"/>
+        <w:ind w:left="360"/>
+      </w:pPr>
+      <w:r>
+        <w:rPr>
+          <w:rFonts w:ascii="Arial" w:cs="Arial" w:eastAsia="Arial" w:hAnsi="Arial"/>
+          <w:sz w:val="20"/>
+          <w:szCs w:val="20"/>
+        </w:rPr>
+        <w:t xml:space="preserve">• </w:t>
+      </w:r>
+      <w:r>
+        <w:rPr>
+          <w:rFonts w:ascii="Arial" w:cs="Arial" w:eastAsia="Arial" w:hAnsi="Arial"/>
+          <w:sz w:val="20"/>
+          <w:szCs w:val="20"/>
+        </w:rPr>
+        <w:t xml:space="preserve">[ ] Demo script written and practiced</w:t>
+      </w:r>
+    </w:p>
+    <w:p>
+      <w:pPr>
+        <w:spacing w:after="60"/>
+        <w:ind w:left="360"/>
+      </w:pPr>
+      <w:r>
+        <w:rPr>
+          <w:rFonts w:ascii="Arial" w:cs="Arial" w:eastAsia="Arial" w:hAnsi="Arial"/>
+          <w:sz w:val="20"/>
+          <w:szCs w:val="20"/>
+        </w:rPr>
+        <w:t xml:space="preserve">• </w:t>
+      </w:r>
+      <w:r>
+        <w:rPr>
+          <w:rFonts w:ascii="Arial" w:cs="Arial" w:eastAsia="Arial" w:hAnsi="Arial"/>
+          <w:sz w:val="20"/>
+          <w:szCs w:val="20"/>
+        </w:rPr>
+        <w:t xml:space="preserve">[ ] Code is clean (no debug prints, dead code)</w:t>
+      </w:r>
+    </w:p>
+    <w:p>
+      <w:pPr>
+        <w:spacing w:after="60"/>
+        <w:ind w:left="360"/>
+      </w:pPr>
+      <w:r>
+        <w:rPr>
+          <w:rFonts w:ascii="Arial" w:cs="Arial" w:eastAsia="Arial" w:hAnsi="Arial"/>
+          <w:sz w:val="20"/>
+          <w:szCs w:val="20"/>
+        </w:rPr>
+        <w:t xml:space="preserve">• </w:t>
+      </w:r>
+      <w:r>
+        <w:rPr>
+          <w:rFonts w:ascii="Arial" w:cs="Arial" w:eastAsia="Arial" w:hAnsi="Arial"/>
+          <w:sz w:val="20"/>
+          <w:szCs w:val="20"/>
+        </w:rPr>
+        <w:t xml:space="preserve">[ ] README is comprehensive</w:t>
+      </w:r>
+    </w:p>
+    <w:p>
+      <w:pPr>
+        <w:spacing w:after="60"/>
+        <w:ind w:left="360"/>
+      </w:pPr>
+      <w:r>
+        <w:rPr>
+          <w:rFonts w:ascii="Arial" w:cs="Arial" w:eastAsia="Arial" w:hAnsi="Arial"/>
+          <w:sz w:val="20"/>
+          <w:szCs w:val="20"/>
+        </w:rPr>
+        <w:t xml:space="preserve">• </w:t>
+      </w:r>
+      <w:r>
+        <w:rPr>
+          <w:rFonts w:ascii="Arial" w:cs="Arial" w:eastAsia="Arial" w:hAnsi="Arial"/>
+          <w:sz w:val="20"/>
+          <w:szCs w:val="20"/>
+        </w:rPr>
+        <w:t xml:space="preserve">[ ] All files are saved and committed</w:t>
+      </w:r>
+    </w:p>
+    <w:p>
+      <w:pPr>
+        <w:spacing w:after="60"/>
+        <w:ind w:left="360"/>
+      </w:pPr>
+      <w:r>
+        <w:rPr>
+          <w:rFonts w:ascii="Arial" w:cs="Arial" w:eastAsia="Arial" w:hAnsi="Arial"/>
+          <w:sz w:val="20"/>
+          <w:szCs w:val="20"/>
+        </w:rPr>
+        <w:t xml:space="preserve">• </w:t>
+      </w:r>
+      <w:r>
+        <w:rPr>
+          <w:rFonts w:ascii="Arial" w:cs="Arial" w:eastAsia="Arial" w:hAnsi="Arial"/>
+          <w:sz w:val="20"/>
+          <w:szCs w:val="20"/>
+        </w:rPr>
+        <w:t xml:space="preserve">[ ] Know how long your demo takes (target: 5–7 min)</w:t>
+      </w:r>
+    </w:p>
+    <w:p>
+      <w:pPr>
+        <w:spacing w:after="60"/>
+        <w:ind w:left="360"/>
+      </w:pPr>
+      <w:r>
+        <w:rPr>
+          <w:rFonts w:ascii="Arial" w:cs="Arial" w:eastAsia="Arial" w:hAnsi="Arial"/>
+          <w:sz w:val="20"/>
+          <w:szCs w:val="20"/>
+        </w:rPr>
+        <w:t xml:space="preserve">• </w:t>
+      </w:r>
+      <w:r>
+        <w:rPr>
+          <w:rFonts w:ascii="Arial" w:cs="Arial" w:eastAsia="Arial" w:hAnsi="Arial"/>
+          <w:sz w:val="20"/>
+          <w:szCs w:val="20"/>
+        </w:rPr>
+        <w:t xml:space="preserve">[ ] Have a backup plan if something crashes (e.g., "Let me show you the code instead")</w:t>
+      </w:r>
+    </w:p>
+    <w:p>
+      <w:pPr>
+        <w:spacing w:after="60"/>
+      </w:pPr>
+      <w:r>
+        <w:rPr>
+          <w:rFonts w:ascii="Arial" w:cs="Arial" w:eastAsia="Arial" w:hAnsi="Arial"/>
+          <w:sz w:val="20"/>
+          <w:szCs w:val="20"/>
+        </w:rPr>
+        <w:t xml:space="preserve">Be aware:</w:t>
+      </w:r>
+    </w:p>
+    <w:p>
+      <w:pPr>
+        <w:spacing w:after="60"/>
+      </w:pPr>
+      <w:r>
+        <w:rPr>
+          <w:rFonts w:ascii="Arial" w:cs="Arial" w:eastAsia="Arial" w:hAnsi="Arial"/>
+          <w:sz w:val="20"/>
+          <w:szCs w:val="20"/>
+        </w:rPr>
+        <w:t xml:space="preserve">1. Does it work? — App runs, features function (Functionality)</w:t>
+      </w:r>
+    </w:p>
+    <w:p>
+      <w:pPr>
+        <w:spacing w:after="60"/>
+      </w:pPr>
+      <w:r>
+        <w:rPr>
+          <w:rFonts w:ascii="Arial" w:cs="Arial" w:eastAsia="Arial" w:hAnsi="Arial"/>
+          <w:sz w:val="20"/>
+          <w:szCs w:val="20"/>
+        </w:rPr>
+        <w:t xml:space="preserve">2. Is the code well-written? — Clear names, good design (Quality)</w:t>
+      </w:r>
+    </w:p>
+    <w:p>
+      <w:pPr>
+        <w:spacing w:after="60"/>
+      </w:pPr>
+      <w:r>
+        <w:rPr>
+          <w:rFonts w:ascii="Arial" w:cs="Arial" w:eastAsia="Arial" w:hAnsi="Arial"/>
+          <w:sz w:val="20"/>
+          <w:szCs w:val="20"/>
+        </w:rPr>
+        <w:t xml:space="preserve">3. Is it documented? — README, docstrings, comments (Documentation)</w:t>
+      </w:r>
+    </w:p>
+    <w:p>
+      <w:pPr>
+        <w:spacing w:after="60"/>
+      </w:pPr>
+      <w:r>
+        <w:rPr>
+          <w:rFonts w:ascii="Arial" w:cs="Arial" w:eastAsia="Arial" w:hAnsi="Arial"/>
+          <w:sz w:val="20"/>
+          <w:szCs w:val="20"/>
+        </w:rPr>
+        <w:t xml:space="preserve">4. Is it tested? — Works in normal and edge cases (Testing)</w:t>
+      </w:r>
+    </w:p>
+    <w:p>
+      <w:pPr>
+        <w:spacing w:after="60"/>
+      </w:pPr>
+      <w:r>
+        <w:rPr>
+          <w:rFonts w:ascii="Arial" w:cs="Arial" w:eastAsia="Arial" w:hAnsi="Arial"/>
+          <w:sz w:val="20"/>
+          <w:szCs w:val="20"/>
+        </w:rPr>
+        <w:t xml:space="preserve">5. Can you explain it? — You understand your code (Presentation)</w:t>
+      </w:r>
+    </w:p>
+    <w:p>
+      <w:pPr>
+        <w:spacing w:after="60"/>
+      </w:pPr>
+      <w:r>
+        <w:rPr>
+          <w:rFonts w:ascii="Arial" w:cs="Arial" w:eastAsia="Arial" w:hAnsi="Arial"/>
+          <w:sz w:val="20"/>
+          <w:szCs w:val="20"/>
+        </w:rPr>
+        <w:t xml:space="preserve">Your grade depends on ALL of these, not just "did it work."</w:t>
+      </w:r>
+    </w:p>
+    <w:p>
+      <w:pPr>
+        <w:spacing w:after="60"/>
+      </w:pPr>
+      <w:r>
+        <w:rPr>
+          <w:rFonts w:ascii="Arial" w:cs="Arial" w:eastAsia="Arial" w:hAnsi="Arial"/>
+          <w:sz w:val="20"/>
+          <w:szCs w:val="20"/>
+        </w:rPr>
+        <w:t xml:space="preserve">Normal to feel anxious. Remember:</w:t>
+      </w:r>
+    </w:p>
+    <w:p>
+      <w:pPr>
+        <w:spacing w:after="60"/>
+        <w:ind w:left="360"/>
+      </w:pPr>
+      <w:r>
+        <w:rPr>
+          <w:rFonts w:ascii="Arial" w:cs="Arial" w:eastAsia="Arial" w:hAnsi="Arial"/>
+          <w:sz w:val="20"/>
+          <w:szCs w:val="20"/>
+        </w:rPr>
+        <w:t xml:space="preserve">• </w:t>
+      </w:r>
+      <w:r>
+        <w:rPr>
+          <w:rFonts w:ascii="Arial" w:cs="Arial" w:eastAsia="Arial" w:hAnsi="Arial"/>
+          <w:sz w:val="20"/>
+          <w:szCs w:val="20"/>
+        </w:rPr>
+        <w:t xml:space="preserve">You've spent 3 weeks on this. You know it better than anyone.</w:t>
+      </w:r>
+    </w:p>
+    <w:p>
+      <w:pPr>
+        <w:spacing w:after="60"/>
+        <w:ind w:left="360"/>
+      </w:pPr>
+      <w:r>
+        <w:rPr>
+          <w:rFonts w:ascii="Arial" w:cs="Arial" w:eastAsia="Arial" w:hAnsi="Arial"/>
+          <w:sz w:val="20"/>
+          <w:szCs w:val="20"/>
+        </w:rPr>
+        <w:t xml:space="preserve">• </w:t>
+      </w:r>
+      <w:r>
+        <w:rPr>
+          <w:rFonts w:ascii="Arial" w:cs="Arial" w:eastAsia="Arial" w:hAnsi="Arial"/>
+          <w:sz w:val="20"/>
+          <w:szCs w:val="20"/>
+        </w:rPr>
+        <w:t xml:space="preserve">Everyone is supportive—classmates want to hear about your project.</w:t>
+      </w:r>
+    </w:p>
+    <w:p>
+      <w:pPr>
+        <w:spacing w:after="60"/>
+        <w:ind w:left="360"/>
+      </w:pPr>
+      <w:r>
+        <w:rPr>
+          <w:rFonts w:ascii="Arial" w:cs="Arial" w:eastAsia="Arial" w:hAnsi="Arial"/>
+          <w:sz w:val="20"/>
+          <w:szCs w:val="20"/>
+        </w:rPr>
+        <w:t xml:space="preserve">• </w:t>
+      </w:r>
+      <w:r>
+        <w:rPr>
+          <w:rFonts w:ascii="Arial" w:cs="Arial" w:eastAsia="Arial" w:hAnsi="Arial"/>
+          <w:sz w:val="20"/>
+          <w:szCs w:val="20"/>
+        </w:rPr>
+        <w:t xml:space="preserve">If something crashes during demo, it's okay: "Let me show you the code instead."</w:t>
+      </w:r>
+    </w:p>
+    <w:p>
+      <w:pPr>
+        <w:spacing w:after="60"/>
+        <w:ind w:left="360"/>
+      </w:pPr>
+      <w:r>
+        <w:rPr>
+          <w:rFonts w:ascii="Arial" w:cs="Arial" w:eastAsia="Arial" w:hAnsi="Arial"/>
+          <w:sz w:val="20"/>
+          <w:szCs w:val="20"/>
+        </w:rPr>
+        <w:t xml:space="preserve">• </w:t>
+      </w:r>
+      <w:r>
+        <w:rPr>
+          <w:rFonts w:ascii="Arial" w:cs="Arial" w:eastAsia="Arial" w:hAnsi="Arial"/>
+          <w:sz w:val="20"/>
+          <w:szCs w:val="20"/>
+        </w:rPr>
+        <w:t xml:space="preserve">You're not being judged as a person; just on the work you did.</w:t>
+      </w:r>
+    </w:p>
+    <w:p>
+      <w:pPr>
+        <w:spacing w:after="160"/>
       </w:pPr>
     </w:p>
     <w:p>
@@ -1851,6 +3278,121 @@
     <w:p>
       <w:pPr>
         <w:spacing w:after="120"/>
+      </w:pPr>
+    </w:p>
+    <w:p>
+      <w:pPr>
+        <w:pBdr>
+          <w:bottom w:val="single" w:color="1B7A4A" w:sz="4" w:space="4"/>
+        </w:pBdr>
+        <w:spacing w:after="100" w:before="120"/>
+      </w:pPr>
+      <w:r>
+        <w:rPr>
+          <w:rFonts w:ascii="Arial" w:cs="Arial" w:eastAsia="Arial" w:hAnsi="Arial"/>
+          <w:b/>
+          <w:bCs/>
+          <w:color w:val="1B7A4A"/>
+          <w:sz w:val="24"/>
+          <w:szCs w:val="24"/>
+        </w:rPr>
+        <w:t xml:space="preserve">Guided Practice</w:t>
+      </w:r>
+    </w:p>
+    <w:p>
+      <w:pPr>
+        <w:spacing w:after="60"/>
+      </w:pPr>
+      <w:r>
+        <w:rPr>
+          <w:rFonts w:ascii="Arial" w:cs="Arial" w:eastAsia="Arial" w:hAnsi="Arial"/>
+          <w:sz w:val="20"/>
+          <w:szCs w:val="20"/>
+        </w:rPr>
+        <w:t xml:space="preserve">- [ ] Final code review completed</w:t>
+      </w:r>
+    </w:p>
+    <w:p>
+      <w:pPr>
+        <w:spacing w:after="60"/>
+      </w:pPr>
+      <w:r>
+        <w:rPr>
+          <w:rFonts w:ascii="Arial" w:cs="Arial" w:eastAsia="Arial" w:hAnsi="Arial"/>
+          <w:sz w:val="20"/>
+          <w:szCs w:val="20"/>
+        </w:rPr>
+        <w:t xml:space="preserve">- [ ] Sample data created</w:t>
+      </w:r>
+    </w:p>
+    <w:p>
+      <w:pPr>
+        <w:spacing w:after="60"/>
+      </w:pPr>
+      <w:r>
+        <w:rPr>
+          <w:rFonts w:ascii="Arial" w:cs="Arial" w:eastAsia="Arial" w:hAnsi="Arial"/>
+          <w:sz w:val="20"/>
+          <w:szCs w:val="20"/>
+        </w:rPr>
+        <w:t xml:space="preserve">- [ ] Demo script written and practiced</w:t>
+      </w:r>
+    </w:p>
+    <w:p>
+      <w:pPr>
+        <w:spacing w:after="60"/>
+      </w:pPr>
+      <w:r>
+        <w:rPr>
+          <w:rFonts w:ascii="Arial" w:cs="Arial" w:eastAsia="Arial" w:hAnsi="Arial"/>
+          <w:sz w:val="20"/>
+          <w:szCs w:val="20"/>
+        </w:rPr>
+        <w:t xml:space="preserve">- [ ] All files organized and ready for submission</w:t>
+      </w:r>
+    </w:p>
+    <w:p>
+      <w:pPr>
+        <w:spacing w:after="60"/>
+      </w:pPr>
+      <w:r>
+        <w:rPr>
+          <w:rFonts w:ascii="Arial" w:cs="Arial" w:eastAsia="Arial" w:hAnsi="Arial"/>
+          <w:sz w:val="20"/>
+          <w:szCs w:val="20"/>
+        </w:rPr>
+        <w:t xml:space="preserve">- [ ] README and documentation finalized</w:t>
+      </w:r>
+    </w:p>
+    <w:p>
+      <w:pPr>
+        <w:spacing w:after="60"/>
+      </w:pPr>
+      <w:r>
+        <w:rPr>
+          <w:rFonts w:ascii="Arial" w:cs="Arial" w:eastAsia="Arial" w:hAnsi="Arial"/>
+          <w:sz w:val="20"/>
+          <w:szCs w:val="20"/>
+        </w:rPr>
+        <w:t xml:space="preserve">- [ ] Backup plan prepared (if demo fails)</w:t>
+      </w:r>
+    </w:p>
+    <w:p>
+      <w:pPr>
+        <w:spacing w:after="60"/>
+      </w:pPr>
+      <w:r>
+        <w:rPr>
+          <w:rFonts w:ascii="Arial" w:cs="Arial" w:eastAsia="Arial" w:hAnsi="Arial"/>
+          <w:sz w:val="20"/>
+          <w:szCs w:val="20"/>
+        </w:rPr>
+        <w:t xml:space="preserve">- [ ] Ready to present on Days 23-24</w:t>
+      </w:r>
+    </w:p>
+    <w:p>
+      <w:pPr>
+        <w:spacing w:after="160"/>
       </w:pPr>
     </w:p>
     <w:p>
